--- a/docs/wordSource/NVDA Dot Pad Add-on Guide.docx
+++ b/docs/wordSource/NVDA Dot Pad Add-on Guide.docx
@@ -2726,6 +2726,25 @@
     </w:p>
     <w:p>
       <w:pPr>
+        <w:numPr>
+          <w:ilvl w:val="0"/>
+          <w:numId w:val="8"/>
+        </w:numPr>
+        <w:rPr>
+          <w:rFonts w:ascii="Arial" w:hAnsi="Arial"/>
+          <w:lang w:val="en-US"/>
+        </w:rPr>
+      </w:pPr>
+      <w:r>
+        <w:rPr>
+          <w:rFonts w:ascii="Arial" w:hAnsi="Arial"/>
+          <w:lang w:val="en-US"/>
+        </w:rPr>
+        <w:t>Left Pan + Right Pan: Refresh the display, to restore dots that did not raise or lower correctly. When showing a tactile image, this also recenters the image. The Dot Pad X refreshes by itself, so there this does nothing outside tactile graphics mode.</w:t>
+      </w:r>
+    </w:p>
+    <w:p>
+      <w:pPr>
         <w:rPr>
           <w:rFonts w:ascii="Arial" w:hAnsi="Arial"/>
           <w:lang w:val="en-US"/>
@@ -4410,7 +4429,7 @@
           <w:bCs/>
           <w:lang w:val="en-US"/>
         </w:rPr>
-        <w:t>Left Pan + Right Pan Keys, pressed simultaneously: Reset the tactile graphics view back to the default, centered presentation.</w:t>
+        <w:t>Left Pan + Right Pan Keys, pressed simultaneously: Reset the tactile graphics view back to the default, centered presentation. On the Dot Pad 320A this also refreshes the display.</w:t>
       </w:r>
     </w:p>
     <w:p>

--- a/docs/wordSource/NVDA Dot Pad Add-on Guide.docx
+++ b/docs/wordSource/NVDA Dot Pad Add-on Guide.docx
@@ -3195,7 +3195,32 @@
           <w:rFonts w:ascii="Arial" w:hAnsi="Arial"/>
           <w:lang w:val="en-US"/>
         </w:rPr>
-        <w:t>By enabling the opt-in setting "Show print and braille together (hybrid mode)" under the Dot Pad settings in NVDA Settings, fields with an active text cursor, such as documents or edit boxes, will show actual physical letter shapes as tactile print on the 300-cell area, similar to graphic mode, rather than braille characters. NVDA continues to drive normal braille on your separate 20-cell text window.</w:t>
+        <w:t>By enabling the opt-in setting "Show print and braille together (hybrid mode)" under the Dot Pad settings in NVDA Settings, fields with an active text cursor, such as documents or edit boxes, will show actual physical letter shapes as tactile print on the 300-cell area, similar to graphic mode, rather than braille characters. NVDA continues to drive normal braille on your separate 20-cell text window. Hybrid mode needs "Source for multi-line braille content" to be set to the TactileDisplayAPI library.</w:t>
+      </w:r>
+    </w:p>
+    <w:p>
+      <w:pPr>
+        <w:rPr>
+          <w:rFonts w:ascii="Arial" w:hAnsi="Arial"/>
+          <w:bCs/>
+          <w:lang w:val="en-US"/>
+        </w:rPr>
+      </w:pPr>
+      <w:bookmarkStart w:id="44" w:name="_Toc233121886"/>
+    </w:p>
+    <w:p>
+      <w:pPr>
+        <w:rPr>
+          <w:rFonts w:ascii="Arial" w:hAnsi="Arial"/>
+          <w:lang w:val="en-US"/>
+        </w:rPr>
+      </w:pPr>
+      <w:r>
+        <w:rPr>
+          <w:rFonts w:ascii="Arial" w:hAnsi="Arial"/>
+          <w:lang w:val="en-US"/>
+        </w:rPr>
+        <w:t>While the Dot Pad shows print, the buttons work as in tactile graphics mode: F1 to F4 move the view, F2+F3 and F1+F4 zoom, and all four function keys together invert the image. Press F2+F4 to read the field you are on in braille instead; hybrid mode stays on, so the next text field you move to shows print again. When the Dot Pad shows braille again, for example on a button, the standard buttons return.</w:t>
       </w:r>
     </w:p>
     <w:p>
@@ -4002,7 +4027,7 @@
           <w:bCs/>
           <w:lang w:val="en-US"/>
         </w:rPr>
-        <w:t>Braille presentation takeover: Whenever you press an arrow key to edit text, graphic mode automatically exits to avoid interfering with your workflow. Viewport pan and zoom gestures are unbound, and braille presentation takes over the display.</w:t>
+        <w:t>Braille presentation takeover: When the Dot Pad leaves graphic mode, for example because you press an arrow key to edit text, the viewport pan and zoom gestures are unbound and braille presentation takes over the display. Hybrid mode is the exception: while it shows print in a text field, the tactile graphics buttons stay.</w:t>
       </w:r>
       <w:bookmarkEnd w:id="52"/>
     </w:p>
